--- a/Study_Plan_and_Interviews_Preparation/Mediatek Interview Process/HR_Interview_Preparation.docx
+++ b/Study_Plan_and_Interviews_Preparation/Mediatek Interview Process/HR_Interview_Preparation.docx
@@ -395,7 +395,23 @@
           <w:iCs/>
           <w:lang w:val="en-US"/>
         </w:rPr>
-        <w:t>volume SoCs across mobile, connectivity, and multimedia platforms, which is exactly the kind of environment where digital design decisions have large real</w:t>
+        <w:t xml:space="preserve">volume SoCs across </w:t>
+      </w:r>
+      <w:r>
+        <w:rPr>
+          <w:i/>
+          <w:iCs/>
+          <w:lang w:val="en-US"/>
+        </w:rPr>
+        <w:t>different applications</w:t>
+      </w:r>
+      <w:r>
+        <w:rPr>
+          <w:i/>
+          <w:iCs/>
+          <w:lang w:val="en-US"/>
+        </w:rPr>
+        <w:t>, which is exactly the kind of environment where digital design decisions have large real</w:t>
       </w:r>
       <w:r>
         <w:rPr>
@@ -458,6 +474,14 @@
           <w:iCs/>
           <w:lang w:val="en-US"/>
         </w:rPr>
+        <w:t xml:space="preserve">So, </w:t>
+      </w:r>
+      <w:r>
+        <w:rPr>
+          <w:i/>
+          <w:iCs/>
+          <w:lang w:val="en-US"/>
+        </w:rPr>
         <w:t xml:space="preserve">I see </w:t>
       </w:r>
       <w:proofErr w:type="spellStart"/>
@@ -1238,7 +1262,23 @@
           <w:iCs/>
           <w:lang w:val="en-US"/>
         </w:rPr>
-        <w:t>I am currently in a few parallel processes. Some are local roles, and some are international opportunities, mainly in the UK and Ireland.</w:t>
+        <w:t>I am currently in a few parallel processes. Some are local roles</w:t>
+      </w:r>
+      <w:r>
+        <w:rPr>
+          <w:i/>
+          <w:iCs/>
+          <w:lang w:val="en-US"/>
+        </w:rPr>
+        <w:t xml:space="preserve"> in Egypt</w:t>
+      </w:r>
+      <w:r>
+        <w:rPr>
+          <w:i/>
+          <w:iCs/>
+          <w:lang w:val="en-US"/>
+        </w:rPr>
+        <w:t>, and some are international opportunities, mainly in the UK and Ireland.</w:t>
       </w:r>
     </w:p>
     <w:p>
@@ -1679,7 +1719,7 @@
         <w:rFonts w:ascii="Aptos" w:eastAsiaTheme="minorHAnsi" w:hAnsi="Aptos" w:cstheme="minorBidi" w:hint="default"/>
       </w:rPr>
     </w:lvl>
-    <w:lvl w:ilvl="1" w:tplc="04090003" w:tentative="1">
+    <w:lvl w:ilvl="1" w:tplc="04090003">
       <w:start w:val="1"/>
       <w:numFmt w:val="bullet"/>
       <w:lvlText w:val="o"/>
